--- a/Memento PRD2.0.docx
+++ b/Memento PRD2.0.docx
@@ -20689,6 +20689,218 @@
     <w:p>
       <w:r>
         <w:t>🚀</w:t>
+      </w:r>
+    </w:p>
+    <w:p>
+      <w:pPr>
+        <w:pStyle w:val="1"/>
+      </w:pPr>
+      <w:r>
+        <w:t>附录 A：原型说明（设计备注）</w:t>
+      </w:r>
+    </w:p>
+    <w:p>
+      <w:r>
+        <w:t>原型说明：灰蜡笔质感边框；情绪点为彩铅；点击历史场次查看并以便利贴弹窗编辑，背景高斯模糊。喜脉喜欢体为商业字体，上线前请确认授权。</w:t>
+      </w:r>
+    </w:p>
+    <w:p>
+      <w:r>
+        <w:t>Murmur（随想）模式：用户在写完碎碎念后，提供两个固定英文按钮——「Keep This」直接存档原话；「Make a Note」调用 AI 润色修改并识别情绪后再存档。两个按钮文案在所有语言模式下均显示英文，不做翻译。</w:t>
+      </w:r>
+    </w:p>
+    <w:p>
+      <w:pPr>
+        <w:pStyle w:val="1"/>
+      </w:pPr>
+      <w:r>
+        <w:t>附录 B：AI 接入设计（三个触点）</w:t>
+      </w:r>
+    </w:p>
+    <w:p>
+      <w:pPr>
+        <w:pStyle w:val="21"/>
+      </w:pPr>
+      <w:r>
+        <w:t>B.1 总体架构</w:t>
+      </w:r>
+    </w:p>
+    <w:p>
+      <w:r>
+        <w:t>前端不直接调用任何 AI 接口（避免 Key 泄露与 CORS）。统一抽象层 MementoAI 暴露三个方法：searchShow / polishMurmur / posterText。通过开关 USE_MOCK 切换：当前为 true（Mock 假数据，零成本零 Key），接真 AI 时改为 false，并把 AI_ENDPOINT 指向云函数公网地址。</w:t>
+      </w:r>
+    </w:p>
+    <w:p>
+      <w:r>
+        <w:t>中继方式：部署 Vercel / Cloudflare 云函数，将 API Key 置于服务端环境变量，前端仅调用云函数；云函数开启跨域后，纯前端不会暴露 Key，也不触发浏览器 CORS 拦截。</w:t>
+      </w:r>
+    </w:p>
+    <w:p>
+      <w:pPr>
+        <w:pStyle w:val="21"/>
+      </w:pPr>
+      <w:r>
+        <w:t>B.2 触点1：搜索填表（演出名称 / 日期 / 场馆 / 城市）</w:t>
+      </w:r>
+    </w:p>
+    <w:p>
+      <w:pPr>
+        <w:pStyle w:val="a0"/>
+      </w:pPr>
+      <w:r>
+        <w:t>交互：顶部搜索框输入关键词 →「AI 填充」→ 自动回填四个字段。</w:t>
+      </w:r>
+    </w:p>
+    <w:p>
+      <w:pPr>
+        <w:pStyle w:val="a0"/>
+      </w:pPr>
+      <w:r>
+        <w:t>实现：联网搜索（计划用 Tavily，实验期 1000 credits/月免费额度）+ 一次 LLM 结构化解析为四字段。</w:t>
+      </w:r>
+    </w:p>
+    <w:p>
+      <w:pPr>
+        <w:pStyle w:val="a0"/>
+      </w:pPr>
+      <w:r>
+        <w:t>增强：后续可选「导入海报图片」用多模态视觉模型 OCR 回填（第一版不做）。</w:t>
+      </w:r>
+    </w:p>
+    <w:p>
+      <w:pPr>
+        <w:pStyle w:val="21"/>
+      </w:pPr>
+      <w:r>
+        <w:t>B.3 触点2：Murmur 润色 + 情绪识别</w:t>
+      </w:r>
+    </w:p>
+    <w:p>
+      <w:pPr>
+        <w:pStyle w:val="a0"/>
+      </w:pPr>
+      <w:r>
+        <w:t>交互：Murmur 面板「Make a Note」→ 调用 AI 润色文本并识别情绪，自动点亮对应情绪色；「Keep This」直接存档原话。</w:t>
+      </w:r>
+    </w:p>
+    <w:p>
+      <w:pPr>
+        <w:pStyle w:val="a0"/>
+      </w:pPr>
+      <w:r>
+        <w:t>实现：一次 LLM 对话调用，同时返回润色文本与情绪标签；实验期计划用 Gemini 2.5 Flash 免费 API。</w:t>
+      </w:r>
+    </w:p>
+    <w:p>
+      <w:pPr>
+        <w:pStyle w:val="21"/>
+      </w:pPr>
+      <w:r>
+        <w:t>B.4 触点3：生成海报（金句 + 标签，文字版式）</w:t>
+      </w:r>
+    </w:p>
+    <w:p>
+      <w:pPr>
+        <w:pStyle w:val="a0"/>
+      </w:pPr>
+      <w:r>
+        <w:t>用户确认采用 (A) 文字版式：AI 仅提炼金句与情绪标签，不调用图像生成模型，成本可忽略。</w:t>
+      </w:r>
+    </w:p>
+    <w:p>
+      <w:pPr>
+        <w:pStyle w:val="a0"/>
+      </w:pPr>
+      <w:r>
+        <w:t>交互：点击「生成」→ 调用 posterText → 用 AI 金句覆盖海报正文层、用 AI 标签替换标签；失败兜底本地朴素提取，不阻断生成。</w:t>
+      </w:r>
+    </w:p>
+    <w:p>
+      <w:pPr>
+        <w:pStyle w:val="21"/>
+      </w:pPr>
+      <w:r>
+        <w:t>B.5 费用与计划</w:t>
+      </w:r>
+    </w:p>
+    <w:p>
+      <w:pPr>
+        <w:pStyle w:val="a0"/>
+      </w:pPr>
+      <w:r>
+        <w:t>搜索：Tavily 每月 1000 credits 免费额度（实验期足够）。</w:t>
+      </w:r>
+    </w:p>
+    <w:p>
+      <w:pPr>
+        <w:pStyle w:val="a0"/>
+      </w:pPr>
+      <w:r>
+        <w:t>Murmur / 海报：Gemini 2.5 Flash 免费 API（实验期）。</w:t>
+      </w:r>
+    </w:p>
+    <w:p>
+      <w:pPr>
+        <w:pStyle w:val="a0"/>
+      </w:pPr>
+      <w:r>
+        <w:t>除「AI 出图」外，三触点用云服务成本基本可忽略（≈ $0/月）；是否花钱取决于是否启用图像生成。</w:t>
+      </w:r>
+    </w:p>
+    <w:p>
+      <w:pPr>
+        <w:pStyle w:val="a0"/>
+      </w:pPr>
+      <w:r>
+        <w:t>接真 AI 步骤：① 部署云函数藏 Key；② AI_ENDPOINT 指向公网地址、USE_MOCK=false；③ 申请 Tavily 与 Gemini 免费 Key。</w:t>
+      </w:r>
+    </w:p>
+    <w:p>
+      <w:pPr>
+        <w:pStyle w:val="21"/>
+      </w:pPr>
+      <w:r>
+        <w:t>B.2 云函数平台与部署（Vercel）</w:t>
+      </w:r>
+    </w:p>
+    <w:p>
+      <w:r>
+        <w:t>实现方式确定：采用 Vercel（Node 运行时）承载云函数，Key 仅存服务端环境变量，前端零暴露、不触发 CORS。</w:t>
+      </w:r>
+    </w:p>
+    <w:p>
+      <w:r>
+        <w:t>仓库根目录新增 api/ 四个文件：</w:t>
+      </w:r>
+    </w:p>
+    <w:p>
+      <w:r>
+        <w:t>· api/_lib.js：共享库，含 CORS 头、readBody、callTavily（触点1 联网搜索）、callGemini（Gemini 2.5 Flash，强制 JSON 输出）。</w:t>
+      </w:r>
+    </w:p>
+    <w:p>
+      <w:r>
+        <w:t>· api/search.js：GET /search?q=关键词 → Tavily 搜索 → Gemini 抽取 {show,date,venue,city}。</w:t>
+      </w:r>
+    </w:p>
+    <w:p>
+      <w:r>
+        <w:t>· api/polish.js：POST /polish {text,lang} → Gemini 润色 + 情绪识别 {polished,emotion}。</w:t>
+      </w:r>
+    </w:p>
+    <w:p>
+      <w:r>
+        <w:t>· api/poster.js：POST /poster {show,date,venue,city,emo,details,lang} → Gemini 金句 + 标签 {line,tags}。</w:t>
+      </w:r>
+    </w:p>
+    <w:p>
+      <w:r>
+        <w:t>部署步骤：Vercel 新建项目关联本仓库并部署 → 得公网地址（如 https://memento-ai.vercel.app）→ 平台配置环境变量 TAVILY_API_KEY、GEMINI_API_KEY → 原型 AI_ENDPOINT 指向该地址、USE_MOCK 改 false。</w:t>
+      </w:r>
+    </w:p>
+    <w:p>
+      <w:r>
+        <w:t>免费额度：Tavily 每月 1000 credits；Gemini 2.5 Flash 免费层。</w:t>
       </w:r>
     </w:p>
     <w:sectPr>
